--- a/docs/course-production/held-video-recuts/generated/video-slot-15-closing-script.docx
+++ b/docs/course-production/held-video-recuts/generated/video-slot-15-closing-script.docx
@@ -27,7 +27,7 @@
           <w:color w:val="1F4D78"/>
           <w:sz w:val="52"/>
         </w:rPr>
-        <w:t>Closing begins before the offer</w:t>
+        <w:t>Closing begins earlier</w:t>
       </w:r>
     </w:p>
     <w:p>
@@ -117,6 +117,24 @@
     </w:p>
     <w:p>
       <w:pPr>
+        <w:spacing w:after="60"/>
+      </w:pPr>
+      <w:r>
+        <w:rPr>
+          <w:rFonts w:ascii="Calibri" w:hAnsi="Calibri"/>
+          <w:b/>
+        </w:rPr>
+        <w:t xml:space="preserve">Source depth: </w:t>
+      </w:r>
+      <w:r>
+        <w:rPr>
+          <w:rFonts w:ascii="Calibri" w:hAnsi="Calibri"/>
+        </w:rPr>
+        <w:t>758 spoken words; minimum 740</w:t>
+      </w:r>
+    </w:p>
+    <w:p>
+      <w:pPr>
         <w:pStyle w:val="Heading1"/>
       </w:pPr>
       <w:r>
@@ -152,7 +170,7 @@
         <w:keepNext/>
       </w:pPr>
       <w:r>
-        <w:t>Scene 1: Closing begins before the offer</w:t>
+        <w:t>Scene 1: Closing begins earlier</w:t>
       </w:r>
     </w:p>
     <w:p>
@@ -161,7 +179,28 @@
         <w:keepLines/>
       </w:pPr>
       <w:r>
-        <w:t>A clean close starts with a clean record. Before an offer is prepared, confirm the property facts, the seller's priorities, the people whose consent matters, and the questions that are still open. Missing information creates confusion later.</w:t>
+        <w:t>Closing should feel like the formal next step in a conversation that has already been handled well. Rapport matters. Thorough discovery matters. So does the way you answered objections and followed through after the seller shared something difficult. If those pieces are solid, the written agreement does not arrive out of nowhere. It gives shape to a decision the seller has been considering throughout the process. That is why a rushed discovery question or a forgotten follow-up can show up again at the closing table. The formal document carries the facts and trust built before it.</w:t>
+      </w:r>
+    </w:p>
+    <w:p>
+      <w:pPr>
+        <w:keepNext/>
+        <w:keepLines/>
+        <w:spacing w:after="60"/>
+      </w:pPr>
+      <w:r>
+        <w:rPr>
+          <w:rFonts w:ascii="Calibri" w:hAnsi="Calibri"/>
+          <w:b/>
+          <w:color w:val="1F4D78"/>
+        </w:rPr>
+        <w:t xml:space="preserve">Coverage: </w:t>
+      </w:r>
+      <w:r>
+        <w:rPr>
+          <w:rFonts w:ascii="Calibri" w:hAnsi="Calibri"/>
+        </w:rPr>
+        <w:t>close-built-earlier, formal-agreement</w:t>
       </w:r>
     </w:p>
     <w:p>
@@ -182,7 +221,7 @@
         <w:rPr>
           <w:rFonts w:ascii="Calibri" w:hAnsi="Calibri"/>
         </w:rPr>
-        <w:t>Andrea standing in a medium shot</w:t>
+        <w:t>Andrea in a calm medium shot</w:t>
       </w:r>
     </w:p>
     <w:p>
@@ -204,7 +243,7 @@
           <w:i/>
           <w:color w:val="666666"/>
         </w:rPr>
-        <w:t>Use a simple folder as the only prop.</w:t>
+        <w:t>Open on continuity from conversation to written agreement.</w:t>
       </w:r>
     </w:p>
     <w:p>
@@ -213,7 +252,7 @@
         <w:keepNext/>
       </w:pPr>
       <w:r>
-        <w:t>Scene 2: Prepare the offer inputs</w:t>
+        <w:t>Scene 2: Build a complete handoff</w:t>
       </w:r>
     </w:p>
     <w:p>
@@ -222,7 +261,28 @@
         <w:keepLines/>
       </w:pPr>
       <w:r>
-        <w:t>Bring together the condition notes, ownership information, comparable information used by the current process, price expectations, timing needs, and any special request. Mark what is confirmed and what still needs review. Do not turn an assumption into a term.</w:t>
+        <w:t>A clean offer review starts with a complete record. Confirm the property facts, the seller's priorities, every person whose consent matters, and the questions still waiting for an answer. Write down the condition details and the reason the seller is considering a change. A thin note forces the next conversation to start over. A complete handoff lets the current process review the same situation the seller described.</w:t>
+      </w:r>
+    </w:p>
+    <w:p>
+      <w:pPr>
+        <w:keepNext/>
+        <w:keepLines/>
+        <w:spacing w:after="60"/>
+      </w:pPr>
+      <w:r>
+        <w:rPr>
+          <w:rFonts w:ascii="Calibri" w:hAnsi="Calibri"/>
+          <w:b/>
+          <w:color w:val="1F4D78"/>
+        </w:rPr>
+        <w:t xml:space="preserve">Coverage: </w:t>
+      </w:r>
+      <w:r>
+        <w:rPr>
+          <w:rFonts w:ascii="Calibri" w:hAnsi="Calibri"/>
+        </w:rPr>
+        <w:t>complete-handoff, conversation-impact</w:t>
       </w:r>
     </w:p>
     <w:p>
@@ -243,7 +303,7 @@
         <w:rPr>
           <w:rFonts w:ascii="Calibri" w:hAnsi="Calibri"/>
         </w:rPr>
-        <w:t>Andrea seated at a desk</w:t>
+        <w:t>Andrea beside a complete generic property record</w:t>
       </w:r>
     </w:p>
     <w:p>
@@ -265,7 +325,7 @@
           <w:i/>
           <w:color w:val="666666"/>
         </w:rPr>
-        <w:t>Optional cutaway shows a generic offer-preparation checklist with no job labels.</w:t>
+        <w:t>Use no role label on the recipient of the handoff.</w:t>
       </w:r>
     </w:p>
     <w:p>
@@ -274,7 +334,7 @@
         <w:keepNext/>
       </w:pPr>
       <w:r>
-        <w:t>Scene 3: Protect accuracy and authority</w:t>
+        <w:t>Scene 3: Prepare the offer inputs</w:t>
       </w:r>
     </w:p>
     <w:p>
@@ -283,7 +343,28 @@
         <w:keepLines/>
       </w:pPr>
       <w:r>
-        <w:t>Know what you are allowed to explain and what needs approval. A draft number, an estimated date, or a possible structure is not a commitment. Use the current written process. If a seller asks for an exception, document it and get it reviewed before you say it is available.</w:t>
+        <w:t>Bring together ownership information, property condition, comparable information used by the current process, the seller's price expectation, timing needs, and any special request. Mark what is confirmed and what still needs review. If a roof age is unknown, say that. If another person may have an ownership interest, flag it. An assumption should never drift into a draft number, a date, or a written responsibility.</w:t>
+      </w:r>
+    </w:p>
+    <w:p>
+      <w:pPr>
+        <w:keepNext/>
+        <w:keepLines/>
+        <w:spacing w:after="60"/>
+      </w:pPr>
+      <w:r>
+        <w:rPr>
+          <w:rFonts w:ascii="Calibri" w:hAnsi="Calibri"/>
+          <w:b/>
+          <w:color w:val="1F4D78"/>
+        </w:rPr>
+        <w:t xml:space="preserve">Coverage: </w:t>
+      </w:r>
+      <w:r>
+        <w:rPr>
+          <w:rFonts w:ascii="Calibri" w:hAnsi="Calibri"/>
+        </w:rPr>
+        <w:t>offer-preparation, complete-handoff</w:t>
       </w:r>
     </w:p>
     <w:p>
@@ -304,7 +385,7 @@
         <w:rPr>
           <w:rFonts w:ascii="Calibri" w:hAnsi="Calibri"/>
         </w:rPr>
-        <w:t>Andrea in a closer medium frame</w:t>
+        <w:t>Andrea sorting confirmed and open-question cards</w:t>
       </w:r>
     </w:p>
     <w:p>
@@ -326,7 +407,7 @@
           <w:i/>
           <w:color w:val="666666"/>
         </w:rPr>
-        <w:t>Keep the delivery firm and free of urgency.</w:t>
+        <w:t>No software branding or role titles.</w:t>
       </w:r>
     </w:p>
     <w:p>
@@ -335,7 +416,7 @@
         <w:keepNext/>
       </w:pPr>
       <w:r>
-        <w:t>Scene 4: Present the written terms cleanly</w:t>
+        <w:t>Scene 4: Protect accuracy and authority</w:t>
       </w:r>
     </w:p>
     <w:p>
@@ -344,7 +425,28 @@
         <w:keepLines/>
       </w:pPr>
       <w:r>
-        <w:t>When the written offer is ready, explain the terms in plain language. Walk through price, timing, conditions, costs, and responsibilities. Ask the seller to stop you when something is unclear. The goal is understanding, not speed.</w:t>
+        <w:t>Know which parts of the process you can explain and which parts need review. A draft number is not a commitment. An estimated closing date is not the written date. A structure that worked somewhere else is not automatically available here. When the seller asks for an exception, document the request in their words. Explain what will happen next, and wait for the current written process to confirm the answer.</w:t>
+      </w:r>
+    </w:p>
+    <w:p>
+      <w:pPr>
+        <w:keepNext/>
+        <w:keepLines/>
+        <w:spacing w:after="60"/>
+      </w:pPr>
+      <w:r>
+        <w:rPr>
+          <w:rFonts w:ascii="Calibri" w:hAnsi="Calibri"/>
+          <w:b/>
+          <w:color w:val="1F4D78"/>
+        </w:rPr>
+        <w:t xml:space="preserve">Coverage: </w:t>
+      </w:r>
+      <w:r>
+        <w:rPr>
+          <w:rFonts w:ascii="Calibri" w:hAnsi="Calibri"/>
+        </w:rPr>
+        <w:t>offer-preparation, written-agreement</w:t>
       </w:r>
     </w:p>
     <w:p>
@@ -365,7 +467,7 @@
         <w:rPr>
           <w:rFonts w:ascii="Calibri" w:hAnsi="Calibri"/>
         </w:rPr>
-        <w:t>Andrea beside a blank offer folder</w:t>
+        <w:t>Andrea beside a confirmed and pending terms board</w:t>
       </w:r>
     </w:p>
     <w:p>
@@ -387,7 +489,7 @@
           <w:i/>
           <w:color w:val="666666"/>
         </w:rPr>
-        <w:t>Show no invented amount, date, signature, or provider branding.</w:t>
+        <w:t>Use no price or date on screen.</w:t>
       </w:r>
     </w:p>
     <w:p>
@@ -396,7 +498,7 @@
         <w:keepNext/>
       </w:pPr>
       <w:r>
-        <w:t>Scene 5: Find the unresolved barrier</w:t>
+        <w:t>Scene 5: Present the written terms cleanly</w:t>
       </w:r>
     </w:p>
     <w:p>
@@ -405,7 +507,28 @@
         <w:keepLines/>
       </w:pPr>
       <w:r>
-        <w:t>If the seller hesitates, do not repeat the pitch. Ask what still feels unresolved. It may be the money, the move, another person, a document, or a condition. Restate the concern and separate what can be answered now from what needs review.</w:t>
+        <w:t>When the written offer is ready, explain it in plain language. Walk through price, timing, conditions, costs, access, and the responsibilities assigned to each side. Ask the seller to stop whenever something is unclear. Do not rush past a clause because it feels familiar to you. The seller needs enough space to read, ask questions, and seek outside advice when appropriate. Understanding is the standard for the conversation.</w:t>
+      </w:r>
+    </w:p>
+    <w:p>
+      <w:pPr>
+        <w:keepNext/>
+        <w:keepLines/>
+        <w:spacing w:after="60"/>
+      </w:pPr>
+      <w:r>
+        <w:rPr>
+          <w:rFonts w:ascii="Calibri" w:hAnsi="Calibri"/>
+          <w:b/>
+          <w:color w:val="1F4D78"/>
+        </w:rPr>
+        <w:t xml:space="preserve">Coverage: </w:t>
+      </w:r>
+      <w:r>
+        <w:rPr>
+          <w:rFonts w:ascii="Calibri" w:hAnsi="Calibri"/>
+        </w:rPr>
+        <w:t>formal-agreement, written-agreement, mutual-understanding</w:t>
       </w:r>
     </w:p>
     <w:p>
@@ -426,7 +549,7 @@
         <w:rPr>
           <w:rFonts w:ascii="Calibri" w:hAnsi="Calibri"/>
         </w:rPr>
-        <w:t>Andrea seated across from an empty chair</w:t>
+        <w:t>Andrea reviewing a generic written offer with a seller</w:t>
       </w:r>
     </w:p>
     <w:p>
@@ -448,7 +571,7 @@
           <w:i/>
           <w:color w:val="666666"/>
         </w:rPr>
-        <w:t>Use a listening posture and a natural pause.</w:t>
+        <w:t>Show no signature pressure or countdown.</w:t>
       </w:r>
     </w:p>
     <w:p>
@@ -457,7 +580,7 @@
         <w:keepNext/>
       </w:pPr>
       <w:r>
-        <w:t>Scene 6: Confirm consent without pressure</w:t>
+        <w:t>Scene 6: Work the price gap with questions</w:t>
       </w:r>
     </w:p>
     <w:p>
@@ -466,7 +589,28 @@
         <w:keepLines/>
       </w:pPr>
       <w:r>
-        <w:t>A valid next step needs informed agreement. Give the seller room to read the document and ask questions. Confirm who needs to sign and whether anyone else should be part of the conversation. Never use urgency that is not real and documented.</w:t>
+        <w:t>The seller may say, I was hoping for more. Start by acknowledging it: I hear you. What number were you expecting, and what does that number need to accomplish? Listen for the reason behind the gap. Then separate what the written offer already addresses from what may need another review. Do not argue that the seller is wrong. Find out whether there is a responsible path both sides can understand.</w:t>
+      </w:r>
+    </w:p>
+    <w:p>
+      <w:pPr>
+        <w:keepNext/>
+        <w:keepLines/>
+        <w:spacing w:after="60"/>
+      </w:pPr>
+      <w:r>
+        <w:rPr>
+          <w:rFonts w:ascii="Calibri" w:hAnsi="Calibri"/>
+          <w:b/>
+          <w:color w:val="1F4D78"/>
+        </w:rPr>
+        <w:t xml:space="preserve">Coverage: </w:t>
+      </w:r>
+      <w:r>
+        <w:rPr>
+          <w:rFonts w:ascii="Calibri" w:hAnsi="Calibri"/>
+        </w:rPr>
+        <w:t>price-gap, mutual-understanding, hoping-for-more</w:t>
       </w:r>
     </w:p>
     <w:p>
@@ -487,7 +631,7 @@
         <w:rPr>
           <w:rFonts w:ascii="Calibri" w:hAnsi="Calibri"/>
         </w:rPr>
-        <w:t>Andrea standing at a slight angle</w:t>
+        <w:t>Andrea practicing a calm price-gap question</w:t>
       </w:r>
     </w:p>
     <w:p>
@@ -509,7 +653,7 @@
           <w:i/>
           <w:color w:val="666666"/>
         </w:rPr>
-        <w:t>No countdown, handshake, or implied signature.</w:t>
+        <w:t>Use no currency figure or promised movement.</w:t>
       </w:r>
     </w:p>
     <w:p>
@@ -518,7 +662,7 @@
         <w:keepNext/>
       </w:pPr>
       <w:r>
-        <w:t>Scene 7: Document the next action</w:t>
+        <w:t>Scene 7: Confirm consent without pressure</w:t>
       </w:r>
     </w:p>
     <w:p>
@@ -527,7 +671,28 @@
         <w:keepLines/>
       </w:pPr>
       <w:r>
-        <w:t>Whether the answer is yes, no, or not yet, document what happened. Record the open question, the owner of the next action, and when the seller expects to hear back. Send the complete record through the current process so the next person has the same facts.</w:t>
+        <w:t>A seller's yes needs to be informed and voluntary. Confirm who needs to sign and whether another person should hear the same explanation. Give the seller room to read the document. If the answer is no or not yet, record the unresolved issue and agree on the next action. Urgency belongs in the conversation only when a real, documented deadline exists. Pressure cannot substitute for consent.</w:t>
+      </w:r>
+    </w:p>
+    <w:p>
+      <w:pPr>
+        <w:keepNext/>
+        <w:keepLines/>
+        <w:spacing w:after="60"/>
+      </w:pPr>
+      <w:r>
+        <w:rPr>
+          <w:rFonts w:ascii="Calibri" w:hAnsi="Calibri"/>
+          <w:b/>
+          <w:color w:val="1F4D78"/>
+        </w:rPr>
+        <w:t xml:space="preserve">Coverage: </w:t>
+      </w:r>
+      <w:r>
+        <w:rPr>
+          <w:rFonts w:ascii="Calibri" w:hAnsi="Calibri"/>
+        </w:rPr>
+        <w:t>mutual-understanding, written-agreement</w:t>
       </w:r>
     </w:p>
     <w:p>
@@ -548,7 +713,7 @@
         <w:rPr>
           <w:rFonts w:ascii="Calibri" w:hAnsi="Calibri"/>
         </w:rPr>
-        <w:t>Andrea at a desk closing a notebook</w:t>
+        <w:t>Andrea seated with an unsigned agreement and open space</w:t>
       </w:r>
     </w:p>
     <w:p>
@@ -570,7 +735,7 @@
           <w:i/>
           <w:color w:val="666666"/>
         </w:rPr>
-        <w:t>Optional cutaway can show a generic next-action card. No system names.</w:t>
+        <w:t>Avoid celebratory signature imagery before consent is confirmed.</w:t>
       </w:r>
     </w:p>
     <w:p>
@@ -579,7 +744,7 @@
         <w:keepNext/>
       </w:pPr>
       <w:r>
-        <w:t>Scene 8: Keep closing logistics clear</w:t>
+        <w:t>Scene 8: Understand what follows agreement</w:t>
       </w:r>
     </w:p>
     <w:p>
@@ -588,7 +753,28 @@
         <w:keepLines/>
       </w:pPr>
       <w:r>
-        <w:t>After written agreement, the work continues through ownership review, required documents, condition or access items, and closing logistics. Responsibilities vary by transaction. Follow the current written process and escalate any mismatch instead of guessing.</w:t>
+        <w:t>After verbal agreement, the terms move into the written document and signatures. Then ownership, liens, access, condition items, required documents, and closing logistics still have to be coordinated. Responsibilities vary by transaction, so follow the current process and escalate a mismatch instead of guessing. Keep the seller informed about confirmed next steps. A signed document begins another part of the work; it does not erase open facts.</w:t>
+      </w:r>
+    </w:p>
+    <w:p>
+      <w:pPr>
+        <w:keepNext/>
+        <w:keepLines/>
+        <w:spacing w:after="60"/>
+      </w:pPr>
+      <w:r>
+        <w:rPr>
+          <w:rFonts w:ascii="Calibri" w:hAnsi="Calibri"/>
+          <w:b/>
+          <w:color w:val="1F4D78"/>
+        </w:rPr>
+        <w:t xml:space="preserve">Coverage: </w:t>
+      </w:r>
+      <w:r>
+        <w:rPr>
+          <w:rFonts w:ascii="Calibri" w:hAnsi="Calibri"/>
+        </w:rPr>
+        <w:t>written-agreement</w:t>
       </w:r>
     </w:p>
     <w:p>
@@ -609,7 +795,7 @@
         <w:rPr>
           <w:rFonts w:ascii="Calibri" w:hAnsi="Calibri"/>
         </w:rPr>
-        <w:t>Andrea walking past a generic office doorway</w:t>
+        <w:t>Andrea beside a document, ownership, access, and closing sequence</w:t>
       </w:r>
     </w:p>
     <w:p>
@@ -631,7 +817,7 @@
           <w:i/>
           <w:color w:val="666666"/>
         </w:rPr>
-        <w:t>Remove ACQUISITION shirts and Transaction Coordinator door text. Use no role labels.</w:t>
+        <w:t>Use generic process labels and no job titles.</w:t>
       </w:r>
     </w:p>
     <w:p>
@@ -640,7 +826,171 @@
         <w:keepNext/>
       </w:pPr>
       <w:r>
-        <w:t>Scene 9: Continue to the checkpoint</w:t>
+        <w:t>Scene 9: Prevent seller remorse by listening</w:t>
+      </w:r>
+    </w:p>
+    <w:p>
+      <w:pPr>
+        <w:keepNext/>
+        <w:keepLines/>
+      </w:pPr>
+      <w:r>
+        <w:t>Sometimes a seller signs and then starts second-guessing the decision. That often traces back to a concern that never felt heard. Maybe the seller worried about the move and everyone kept talking about price. Before agreement, ask what still feels unsettled and say the concern back in plain words. After agreement, keep the record current and route new questions quickly. Listening early is stronger than trying to calm a preventable surprise later.</w:t>
+      </w:r>
+    </w:p>
+    <w:p>
+      <w:pPr>
+        <w:keepNext/>
+        <w:keepLines/>
+        <w:spacing w:after="60"/>
+      </w:pPr>
+      <w:r>
+        <w:rPr>
+          <w:rFonts w:ascii="Calibri" w:hAnsi="Calibri"/>
+          <w:b/>
+          <w:color w:val="1F4D78"/>
+        </w:rPr>
+        <w:t xml:space="preserve">Coverage: </w:t>
+      </w:r>
+      <w:r>
+        <w:rPr>
+          <w:rFonts w:ascii="Calibri" w:hAnsi="Calibri"/>
+        </w:rPr>
+        <w:t>seller-remorse, conversation-impact, seller-remorse-example</w:t>
+      </w:r>
+    </w:p>
+    <w:p>
+      <w:pPr>
+        <w:keepNext/>
+        <w:keepLines/>
+        <w:spacing w:after="60"/>
+      </w:pPr>
+      <w:r>
+        <w:rPr>
+          <w:rFonts w:ascii="Calibri" w:hAnsi="Calibri"/>
+          <w:b/>
+          <w:color w:val="1F4D78"/>
+        </w:rPr>
+        <w:t xml:space="preserve">Visual plan: </w:t>
+      </w:r>
+      <w:r>
+        <w:rPr>
+          <w:rFonts w:ascii="Calibri" w:hAnsi="Calibri"/>
+        </w:rPr>
+        <w:t>Andrea listening beside a seller with an unresolved move card</w:t>
+      </w:r>
+    </w:p>
+    <w:p>
+      <w:pPr>
+        <w:keepLines/>
+        <w:spacing w:after="160"/>
+      </w:pPr>
+      <w:r>
+        <w:rPr>
+          <w:rFonts w:ascii="Calibri" w:hAnsi="Calibri"/>
+          <w:b/>
+          <w:color w:val="1F4D78"/>
+        </w:rPr>
+        <w:t xml:space="preserve">Editor note: </w:t>
+      </w:r>
+      <w:r>
+        <w:rPr>
+          <w:rFonts w:ascii="Calibri" w:hAnsi="Calibri"/>
+          <w:i/>
+          <w:color w:val="666666"/>
+        </w:rPr>
+        <w:t>Keep the seller thoughtful rather than distressed.</w:t>
+      </w:r>
+    </w:p>
+    <w:p>
+      <w:pPr>
+        <w:pStyle w:val="Heading2"/>
+        <w:keepNext/>
+      </w:pPr>
+      <w:r>
+        <w:t>Scene 10: Identify closing risks early</w:t>
+      </w:r>
+    </w:p>
+    <w:p>
+      <w:pPr>
+        <w:keepNext/>
+        <w:keepLines/>
+      </w:pPr>
+      <w:r>
+        <w:t>Other problems can surface late. A family member may question the decision because they never heard the facts. A lien or unclear ownership may interrupt the closing review. Another buyer may appear with different terms. You cannot remove every risk, but you can ask about decision makers, ownership, notices, and competing options during discovery. Accurate notes and early escalation give the current process time to address what is real. When a new issue appears, update the seller rather than disappearing while it is reviewed. Clear communication keeps an open question from becoming a new reason to doubt the whole process.</w:t>
+      </w:r>
+    </w:p>
+    <w:p>
+      <w:pPr>
+        <w:keepNext/>
+        <w:keepLines/>
+        <w:spacing w:after="60"/>
+      </w:pPr>
+      <w:r>
+        <w:rPr>
+          <w:rFonts w:ascii="Calibri" w:hAnsi="Calibri"/>
+          <w:b/>
+          <w:color w:val="1F4D78"/>
+        </w:rPr>
+        <w:t xml:space="preserve">Coverage: </w:t>
+      </w:r>
+      <w:r>
+        <w:rPr>
+          <w:rFonts w:ascii="Calibri" w:hAnsi="Calibri"/>
+        </w:rPr>
+        <w:t>closing-risks, conversation-impact, family-influence-example, title-issue-example</w:t>
+      </w:r>
+    </w:p>
+    <w:p>
+      <w:pPr>
+        <w:keepNext/>
+        <w:keepLines/>
+        <w:spacing w:after="60"/>
+      </w:pPr>
+      <w:r>
+        <w:rPr>
+          <w:rFonts w:ascii="Calibri" w:hAnsi="Calibri"/>
+          <w:b/>
+          <w:color w:val="1F4D78"/>
+        </w:rPr>
+        <w:t xml:space="preserve">Visual plan: </w:t>
+      </w:r>
+      <w:r>
+        <w:rPr>
+          <w:rFonts w:ascii="Calibri" w:hAnsi="Calibri"/>
+        </w:rPr>
+        <w:t>Andrea beside family, title, and competing-option risk cards</w:t>
+      </w:r>
+    </w:p>
+    <w:p>
+      <w:pPr>
+        <w:keepLines/>
+        <w:spacing w:after="160"/>
+      </w:pPr>
+      <w:r>
+        <w:rPr>
+          <w:rFonts w:ascii="Calibri" w:hAnsi="Calibri"/>
+          <w:b/>
+          <w:color w:val="1F4D78"/>
+        </w:rPr>
+        <w:t xml:space="preserve">Editor note: </w:t>
+      </w:r>
+      <w:r>
+        <w:rPr>
+          <w:rFonts w:ascii="Calibri" w:hAnsi="Calibri"/>
+          <w:i/>
+          <w:color w:val="666666"/>
+        </w:rPr>
+        <w:t>Use no alarm icons or guaranteed resolution.</w:t>
+      </w:r>
+    </w:p>
+    <w:p>
+      <w:pPr>
+        <w:pStyle w:val="Heading2"/>
+        <w:keepNext/>
+      </w:pPr>
+      <w:r>
+        <w:t>Scene 11: Continue to the capstone</w:t>
       </w:r>
     </w:p>
     <w:p>
@@ -650,6 +1000,27 @@
       </w:pPr>
       <w:r>
         <w:t>Take the Closing and Deal Engineering checkpoint next. Then complete the Cadence and Close Capstone.</w:t>
+      </w:r>
+    </w:p>
+    <w:p>
+      <w:pPr>
+        <w:keepNext/>
+        <w:keepLines/>
+        <w:spacing w:after="60"/>
+      </w:pPr>
+      <w:r>
+        <w:rPr>
+          <w:rFonts w:ascii="Calibri" w:hAnsi="Calibri"/>
+          <w:b/>
+          <w:color w:val="1F4D78"/>
+        </w:rPr>
+        <w:t xml:space="preserve">Coverage: </w:t>
+      </w:r>
+      <w:r>
+        <w:rPr>
+          <w:rFonts w:ascii="Calibri" w:hAnsi="Calibri"/>
+        </w:rPr>
+        <w:t>checkpoint-transition</w:t>
       </w:r>
     </w:p>
     <w:p>
